--- a/Literature Review.docx
+++ b/Literature Review.docx
@@ -9,12 +9,21 @@
           <w:bCs/>
         </w:rPr>
       </w:pPr>
+      <w:proofErr w:type="spellStart"/>
       <w:r>
         <w:rPr>
           <w:b/>
           <w:bCs/>
         </w:rPr>
-        <w:t>rPPG Signal Estimation for Drunkenness Detection Using RGB Videos</w:t>
+        <w:t>rPPG</w:t>
+      </w:r>
+      <w:proofErr w:type="spellEnd"/>
+      <w:r>
+        <w:rPr>
+          <w:b/>
+          <w:bCs/>
+        </w:rPr>
+        <w:t xml:space="preserve"> Signal Estimation for Drunkenness Detection Using RGB Videos</w:t>
       </w:r>
       <w:r>
         <w:rPr>
@@ -40,9 +49,50 @@
         <w:rPr>
           <w:b/>
           <w:bCs/>
-          <w:highlight w:val="yellow"/>
         </w:rPr>
         <w:t>INTRODUCTION</w:t>
+      </w:r>
+    </w:p>
+    <w:p>
+      <w:pPr>
+        <w:rPr>
+          <w:b/>
+          <w:bCs/>
+        </w:rPr>
+      </w:pPr>
+      <w:r>
+        <w:t>Drunk driving remains a critical global safety challenge, causing thousands of preventable accidents annually.</w:t>
+      </w:r>
+      <w:r>
+        <w:t xml:space="preserve"> Breathalyzers have been used for a very long time to detect </w:t>
+      </w:r>
+      <w:proofErr w:type="gramStart"/>
+      <w:r>
+        <w:t>intoxication</w:t>
+      </w:r>
+      <w:proofErr w:type="gramEnd"/>
+      <w:r>
+        <w:t xml:space="preserve"> but they are invasive since they require physical contact. </w:t>
+      </w:r>
+      <w:r>
+        <w:t>Remote photoplethysmography (</w:t>
+      </w:r>
+      <w:proofErr w:type="spellStart"/>
+      <w:r>
+        <w:t>rPPG</w:t>
+      </w:r>
+      <w:proofErr w:type="spellEnd"/>
+      <w:r>
+        <w:t xml:space="preserve">) offers </w:t>
+      </w:r>
+      <w:r>
+        <w:t>a</w:t>
+      </w:r>
+      <w:r>
+        <w:t xml:space="preserve"> non-contact alternative by detecting physiological changes associated with intoxication through standard RGB cameras</w:t>
+      </w:r>
+      <w:r>
+        <w:t>.</w:t>
       </w:r>
     </w:p>
     <w:p>
@@ -67,7 +117,23 @@
     </w:p>
     <w:p>
       <w:r>
-        <w:t>The literature search was conducted across multiple academic databases including IEEE Xplore, ACM Digital Library, arXiv, and Google Scholar. Primary keywords included: "remote photoplethysmography", "rPPG", "drunk detection", "intoxication detection", "driver monitoring", "deep learning", "transformer", "physiological measurement", and "facial video analysis". The search focused on publications from 2018-2024 to capture recent deep learning advances.</w:t>
+        <w:t xml:space="preserve">The literature search was conducted across multiple academic databases including IEEE Xplore, ACM Digital Library, </w:t>
+      </w:r>
+      <w:proofErr w:type="spellStart"/>
+      <w:r>
+        <w:t>arXiv</w:t>
+      </w:r>
+      <w:proofErr w:type="spellEnd"/>
+      <w:r>
+        <w:t>, and Google Scholar. Primary keywords included: "remote photoplethysmography", "</w:t>
+      </w:r>
+      <w:proofErr w:type="spellStart"/>
+      <w:r>
+        <w:t>rPPG</w:t>
+      </w:r>
+      <w:proofErr w:type="spellEnd"/>
+      <w:r>
+        <w:t>", "drunk detection", "intoxication detection", "driver monitoring", "deep learning", "transformer", "physiological measurement", and "facial video analysis". The search focused on publications from 2018-2024 to capture recent deep learning advances.</w:t>
       </w:r>
     </w:p>
     <w:p>
@@ -78,13 +144,29 @@
         <w:t>for papers</w:t>
       </w:r>
       <w:r>
-        <w:t xml:space="preserve">: (1) address rPPG signal extraction or intoxication detection, (2) employ deep learning or advanced AI techniques, (3) provide experimental validation with quantitative results, (4) discuss datasets and evaluation metrics.10 </w:t>
+        <w:t xml:space="preserve">: (1) address </w:t>
+      </w:r>
+      <w:proofErr w:type="spellStart"/>
+      <w:r>
+        <w:t>rPPG</w:t>
+      </w:r>
+      <w:proofErr w:type="spellEnd"/>
+      <w:r>
+        <w:t xml:space="preserve"> signal extraction or intoxication detection, (2) employ deep learning or advanced AI techniques, (3) provide experimental validation with quantitative results, (4) discuss datasets and evaluation metrics.10 </w:t>
       </w:r>
       <w:r>
         <w:t xml:space="preserve">papers </w:t>
       </w:r>
       <w:r>
-        <w:t>were selected representing diverse aspects: foundational rPPG techniques [5][7], state-of-the-art architectures [2][9], benchmark toolboxes [6], driving scenario applications [3][4], and intoxication detection systems [1][8][10].</w:t>
+        <w:t xml:space="preserve">were selected representing diverse aspects: foundational </w:t>
+      </w:r>
+      <w:proofErr w:type="spellStart"/>
+      <w:r>
+        <w:t>rPPG</w:t>
+      </w:r>
+      <w:proofErr w:type="spellEnd"/>
+      <w:r>
+        <w:t xml:space="preserve"> techniques [5][7], state-of-the-art architectures [2][9], benchmark toolboxes [6], driving scenario applications [3][4], and intoxication detection systems [1][8][10].</w:t>
       </w:r>
     </w:p>
     <w:p>
@@ -119,7 +201,23 @@
           <w:b/>
           <w:bCs/>
         </w:rPr>
-        <w:t>A. rPPG Fundamentals and Traditional Methods</w:t>
+        <w:t xml:space="preserve">A. </w:t>
+      </w:r>
+      <w:proofErr w:type="spellStart"/>
+      <w:r>
+        <w:rPr>
+          <w:b/>
+          <w:bCs/>
+        </w:rPr>
+        <w:t>rPPG</w:t>
+      </w:r>
+      <w:proofErr w:type="spellEnd"/>
+      <w:r>
+        <w:rPr>
+          <w:b/>
+          <w:bCs/>
+        </w:rPr>
+        <w:t xml:space="preserve"> Fundamentals and Traditional Methods</w:t>
       </w:r>
     </w:p>
     <w:p>
@@ -144,13 +242,57 @@
     </w:p>
     <w:p>
       <w:r>
-        <w:t xml:space="preserve">Modern rPPG research has </w:t>
+        <w:t xml:space="preserve">Modern </w:t>
+      </w:r>
+      <w:proofErr w:type="spellStart"/>
+      <w:r>
+        <w:t>rPPG</w:t>
+      </w:r>
+      <w:proofErr w:type="spellEnd"/>
+      <w:r>
+        <w:t xml:space="preserve"> research has </w:t>
       </w:r>
       <w:r>
         <w:t>moved towards deep learning from start to end</w:t>
       </w:r>
       <w:r>
-        <w:t>. Convolutional approaches include DeepPhys (two-branch 2D CNN with attention), PhysNet (3D CNN), and TS-CAN (temporal shift operations for efficiency) [6]. Transformer-based architectures like PhysFormer capture long-range temporal dependencies, demonstrating superior cross-domain performance [6]. Spiking-PhysFormer reduc</w:t>
+        <w:t xml:space="preserve">. Convolutional approaches include </w:t>
+      </w:r>
+      <w:proofErr w:type="spellStart"/>
+      <w:r>
+        <w:t>DeepPhys</w:t>
+      </w:r>
+      <w:proofErr w:type="spellEnd"/>
+      <w:r>
+        <w:t xml:space="preserve"> (two-branch 2D CNN with attention), </w:t>
+      </w:r>
+      <w:proofErr w:type="spellStart"/>
+      <w:r>
+        <w:t>PhysNet</w:t>
+      </w:r>
+      <w:proofErr w:type="spellEnd"/>
+      <w:r>
+        <w:t xml:space="preserve"> (3D CNN), and TS-CAN (temporal shift operations for efficiency) [6]. Transformer-based architectures like </w:t>
+      </w:r>
+      <w:proofErr w:type="spellStart"/>
+      <w:r>
+        <w:t>PhysFormer</w:t>
+      </w:r>
+      <w:proofErr w:type="spellEnd"/>
+      <w:r>
+        <w:t xml:space="preserve"> capture long-range temporal dependencies, demonstrating superior </w:t>
+      </w:r>
+      <w:r>
+        <w:lastRenderedPageBreak/>
+        <w:t>cross-domain performance [6]. Spiking-</w:t>
+      </w:r>
+      <w:proofErr w:type="spellStart"/>
+      <w:r>
+        <w:t>PhysFormer</w:t>
+      </w:r>
+      <w:proofErr w:type="spellEnd"/>
+      <w:r>
+        <w:t xml:space="preserve"> reduc</w:t>
       </w:r>
       <w:r>
         <w:t>es</w:t>
@@ -175,8 +317,13 @@
       </w:r>
     </w:p>
     <w:p>
-      <w:r>
-        <w:t xml:space="preserve">PhysVLM addresses domain generalization through vision-language models </w:t>
+      <w:proofErr w:type="spellStart"/>
+      <w:r>
+        <w:t>PhysVLM</w:t>
+      </w:r>
+      <w:proofErr w:type="spellEnd"/>
+      <w:r>
+        <w:t xml:space="preserve"> addresses domain generalization through vision-language models </w:t>
       </w:r>
       <w:r>
         <w:t xml:space="preserve">(VLM) </w:t>
@@ -185,23 +332,27 @@
         <w:t xml:space="preserve">that extract physiological </w:t>
       </w:r>
       <w:r>
-        <w:t>features such as heart rate</w:t>
+        <w:t xml:space="preserve">features such as heart </w:t>
+      </w:r>
+      <w:proofErr w:type="gramStart"/>
+      <w:r>
+        <w:t>rate</w:t>
       </w:r>
       <w:r>
         <w:t>,</w:t>
       </w:r>
       <w:r>
-        <w:t xml:space="preserve"> and help reduce its</w:t>
+        <w:t xml:space="preserve"> and</w:t>
+      </w:r>
+      <w:proofErr w:type="gramEnd"/>
+      <w:r>
+        <w:t xml:space="preserve"> help reduce its</w:t>
       </w:r>
       <w:r>
         <w:t xml:space="preserve"> </w:t>
       </w:r>
       <w:r>
-        <w:t xml:space="preserve">Mean Absolute Error </w:t>
-      </w:r>
-      <w:r>
-        <w:lastRenderedPageBreak/>
-        <w:t>(MAE)</w:t>
+        <w:t>Mean Absolute Error (MAE)</w:t>
       </w:r>
       <w:r>
         <w:t xml:space="preserve"> from 5.85 to 2.85 bpm on challenging datasets [2]. </w:t>
@@ -426,7 +577,23 @@
               <w:spacing w:after="160" w:line="278" w:lineRule="auto"/>
             </w:pPr>
             <w:r>
-              <w:t>Ensemble ML (GB, RF) + DL (GoogleNet, Xception)</w:t>
+              <w:t>Ensemble ML (GB, RF) + DL (</w:t>
+            </w:r>
+            <w:proofErr w:type="spellStart"/>
+            <w:r>
+              <w:t>GoogleNet</w:t>
+            </w:r>
+            <w:proofErr w:type="spellEnd"/>
+            <w:r>
+              <w:t xml:space="preserve">, </w:t>
+            </w:r>
+            <w:proofErr w:type="spellStart"/>
+            <w:r>
+              <w:t>Xception</w:t>
+            </w:r>
+            <w:proofErr w:type="spellEnd"/>
+            <w:r>
+              <w:t>)</w:t>
             </w:r>
           </w:p>
         </w:tc>
@@ -525,8 +692,13 @@
             <w:pPr>
               <w:spacing w:after="160" w:line="278" w:lineRule="auto"/>
             </w:pPr>
-            <w:r>
-              <w:t>PhysVLM (Vision-Language + Transformer)</w:t>
+            <w:proofErr w:type="spellStart"/>
+            <w:r>
+              <w:t>PhysVLM</w:t>
+            </w:r>
+            <w:proofErr w:type="spellEnd"/>
+            <w:r>
+              <w:t xml:space="preserve"> (Vision-Language + Transformer)</w:t>
             </w:r>
           </w:p>
         </w:tc>
@@ -626,8 +798,13 @@
               <w:spacing w:after="160" w:line="278" w:lineRule="auto"/>
             </w:pPr>
             <w:r>
-              <w:t>IAT + Yolov5face + RhythmNet</w:t>
-            </w:r>
+              <w:t xml:space="preserve">IAT + Yolov5face + </w:t>
+            </w:r>
+            <w:proofErr w:type="spellStart"/>
+            <w:r>
+              <w:t>RhythmNet</w:t>
+            </w:r>
+            <w:proofErr w:type="spellEnd"/>
           </w:p>
         </w:tc>
         <w:tc>
@@ -740,7 +917,15 @@
               <w:spacing w:after="160" w:line="278" w:lineRule="auto"/>
             </w:pPr>
             <w:r>
-              <w:t>Multiple driver monitoring datasets</w:t>
+              <w:t xml:space="preserve">Multiple </w:t>
+            </w:r>
+            <w:proofErr w:type="gramStart"/>
+            <w:r>
+              <w:t>driver</w:t>
+            </w:r>
+            <w:proofErr w:type="gramEnd"/>
+            <w:r>
+              <w:t xml:space="preserve"> monitoring datasets</w:t>
             </w:r>
           </w:p>
         </w:tc>
@@ -912,6 +1097,7 @@
               <w:spacing w:after="160" w:line="278" w:lineRule="auto"/>
             </w:pPr>
             <w:r>
+              <w:lastRenderedPageBreak/>
               <w:t>[6]</w:t>
             </w:r>
           </w:p>
@@ -953,8 +1139,13 @@
             <w:pPr>
               <w:spacing w:after="160" w:line="278" w:lineRule="auto"/>
             </w:pPr>
-            <w:r>
-              <w:t>PhysNet: 0.98 bpm MAE</w:t>
+            <w:proofErr w:type="spellStart"/>
+            <w:r>
+              <w:t>PhysNet</w:t>
+            </w:r>
+            <w:proofErr w:type="spellEnd"/>
+            <w:r>
+              <w:t>: 0.98 bpm MAE</w:t>
             </w:r>
           </w:p>
         </w:tc>
@@ -1012,7 +1203,6 @@
               <w:spacing w:after="160" w:line="278" w:lineRule="auto"/>
             </w:pPr>
             <w:r>
-              <w:lastRenderedPageBreak/>
               <w:t>[7]</w:t>
             </w:r>
           </w:p>
@@ -1096,8 +1286,13 @@
             <w:pPr>
               <w:spacing w:after="160" w:line="278" w:lineRule="auto"/>
             </w:pPr>
-            <w:r>
-              <w:t>Identifies gaps only</w:t>
+            <w:proofErr w:type="gramStart"/>
+            <w:r>
+              <w:t>Identifies</w:t>
+            </w:r>
+            <w:proofErr w:type="gramEnd"/>
+            <w:r>
+              <w:t xml:space="preserve"> gaps only</w:t>
             </w:r>
           </w:p>
         </w:tc>
@@ -1126,8 +1321,13 @@
             <w:pPr>
               <w:spacing w:after="160" w:line="278" w:lineRule="auto"/>
             </w:pPr>
-            <w:r>
-              <w:t>MobileNet CNN on thermal IR</w:t>
+            <w:proofErr w:type="spellStart"/>
+            <w:r>
+              <w:t>MobileNet</w:t>
+            </w:r>
+            <w:proofErr w:type="spellEnd"/>
+            <w:r>
+              <w:t xml:space="preserve"> CNN on thermal IR</w:t>
             </w:r>
           </w:p>
         </w:tc>
@@ -1227,35 +1427,59 @@
               <w:spacing w:after="160" w:line="278" w:lineRule="auto"/>
             </w:pPr>
             <w:r>
-              <w:t>Spiking-PhysFormer (HNN with SNN)</w:t>
-            </w:r>
-          </w:p>
-        </w:tc>
-        <w:tc>
-          <w:tcPr>
-            <w:tcW w:w="0" w:type="auto"/>
-            <w:hideMark/>
-          </w:tcPr>
-          <w:p>
-            <w:pPr>
-              <w:spacing w:after="160" w:line="278" w:lineRule="auto"/>
-            </w:pPr>
-            <w:r>
-              <w:t>PURE, UBFC-rPPG, UBFC-Phys, MMPD</w:t>
-            </w:r>
-          </w:p>
-        </w:tc>
-        <w:tc>
-          <w:tcPr>
-            <w:tcW w:w="0" w:type="auto"/>
-            <w:hideMark/>
-          </w:tcPr>
-          <w:p>
-            <w:pPr>
-              <w:spacing w:after="160" w:line="278" w:lineRule="auto"/>
-            </w:pPr>
-            <w:r>
-              <w:t>2.80 bpm MAE, 1.34 mJ/frame</w:t>
+              <w:t>Spiking-</w:t>
+            </w:r>
+            <w:proofErr w:type="spellStart"/>
+            <w:r>
+              <w:t>PhysFormer</w:t>
+            </w:r>
+            <w:proofErr w:type="spellEnd"/>
+            <w:r>
+              <w:t xml:space="preserve"> (HNN with SNN)</w:t>
+            </w:r>
+          </w:p>
+        </w:tc>
+        <w:tc>
+          <w:tcPr>
+            <w:tcW w:w="0" w:type="auto"/>
+            <w:hideMark/>
+          </w:tcPr>
+          <w:p>
+            <w:pPr>
+              <w:spacing w:after="160" w:line="278" w:lineRule="auto"/>
+            </w:pPr>
+            <w:r>
+              <w:t>PURE, UBFC-</w:t>
+            </w:r>
+            <w:proofErr w:type="spellStart"/>
+            <w:r>
+              <w:t>rPPG</w:t>
+            </w:r>
+            <w:proofErr w:type="spellEnd"/>
+            <w:r>
+              <w:t>, UBFC-Phys, MMPD</w:t>
+            </w:r>
+          </w:p>
+        </w:tc>
+        <w:tc>
+          <w:tcPr>
+            <w:tcW w:w="0" w:type="auto"/>
+            <w:hideMark/>
+          </w:tcPr>
+          <w:p>
+            <w:pPr>
+              <w:spacing w:after="160" w:line="278" w:lineRule="auto"/>
+            </w:pPr>
+            <w:r>
+              <w:t xml:space="preserve">2.80 bpm MAE, 1.34 </w:t>
+            </w:r>
+            <w:proofErr w:type="spellStart"/>
+            <w:r>
+              <w:t>mJ</w:t>
+            </w:r>
+            <w:proofErr w:type="spellEnd"/>
+            <w:r>
+              <w:t>/frame</w:t>
             </w:r>
           </w:p>
         </w:tc>
@@ -1426,14 +1650,38 @@
     </w:p>
     <w:p>
       <w:r>
-        <w:t xml:space="preserve">Despite significant progress in rPPG technology and intoxication detection, a critical gap exists: </w:t>
+        <w:t xml:space="preserve">Despite significant progress in </w:t>
+      </w:r>
+      <w:proofErr w:type="spellStart"/>
+      <w:r>
+        <w:t>rPPG</w:t>
+      </w:r>
+      <w:proofErr w:type="spellEnd"/>
+      <w:r>
+        <w:t xml:space="preserve"> technology and intoxication detection, a critical gap exists: </w:t>
       </w:r>
       <w:r>
         <w:rPr>
           <w:b/>
           <w:bCs/>
         </w:rPr>
-        <w:t>no existing work combines state-of-the-art transformer-based rPPG signal extraction with drunk/sober classification optimized for real-time in-vehicle deployment</w:t>
+        <w:t xml:space="preserve">no existing work combines state-of-the-art transformer-based </w:t>
+      </w:r>
+      <w:proofErr w:type="spellStart"/>
+      <w:r>
+        <w:rPr>
+          <w:b/>
+          <w:bCs/>
+        </w:rPr>
+        <w:t>rPPG</w:t>
+      </w:r>
+      <w:proofErr w:type="spellEnd"/>
+      <w:r>
+        <w:rPr>
+          <w:b/>
+          <w:bCs/>
+        </w:rPr>
+        <w:t xml:space="preserve"> signal extraction with drunk/sober classification optimized for real-time in-vehicle deployment</w:t>
       </w:r>
       <w:r>
         <w:t>. Specific gaps include:</w:t>
@@ -1451,10 +1699,34 @@
           <w:b/>
           <w:bCs/>
         </w:rPr>
-        <w:t>Limited rPPG-specific intoxication detection</w:t>
-      </w:r>
-      <w:r>
-        <w:t>: Current drunk detection systems [1][8][10] use facial features or thermal imaging but not rPPG physiological signals (HR, HRV) which are directly affected by alcohol.</w:t>
+        <w:t xml:space="preserve">Limited </w:t>
+      </w:r>
+      <w:proofErr w:type="spellStart"/>
+      <w:r>
+        <w:rPr>
+          <w:b/>
+          <w:bCs/>
+        </w:rPr>
+        <w:t>rPPG</w:t>
+      </w:r>
+      <w:proofErr w:type="spellEnd"/>
+      <w:r>
+        <w:rPr>
+          <w:b/>
+          <w:bCs/>
+        </w:rPr>
+        <w:t>-specific intoxication detection</w:t>
+      </w:r>
+      <w:r>
+        <w:t xml:space="preserve">: Current drunk detection systems [1][8][10] use facial features or thermal imaging but not </w:t>
+      </w:r>
+      <w:proofErr w:type="spellStart"/>
+      <w:r>
+        <w:t>rPPG</w:t>
+      </w:r>
+      <w:proofErr w:type="spellEnd"/>
+      <w:r>
+        <w:t xml:space="preserve"> physiological signals (HR, HRV) which are directly affected by alcohol.</w:t>
       </w:r>
     </w:p>
     <w:p>
@@ -1469,10 +1741,19 @@
           <w:b/>
           <w:bCs/>
         </w:rPr>
+        <w:lastRenderedPageBreak/>
         <w:t>Dataset constraints</w:t>
       </w:r>
       <w:r>
-        <w:t>: Intoxication datasets are small (50-60 participants) [8][10], ethnically homogeneous, and laboratory-based. The DIF (Drunk in the Wild) dataset offers real-world videos but remains underutilized.</w:t>
+        <w:t xml:space="preserve">: Intoxication datasets are small (50-60 participants) [8][10], ethnically homogeneous, and </w:t>
+      </w:r>
+      <w:proofErr w:type="gramStart"/>
+      <w:r>
+        <w:t>laboratory-based</w:t>
+      </w:r>
+      <w:proofErr w:type="gramEnd"/>
+      <w:r>
+        <w:t>. The DIF (Drunk in the Wild) dataset offers real-world videos but remains underutilized.</w:t>
       </w:r>
     </w:p>
     <w:p>
@@ -1487,7 +1768,6 @@
           <w:b/>
           <w:bCs/>
         </w:rPr>
-        <w:lastRenderedPageBreak/>
         <w:t>Lack of real-time optimization analysis</w:t>
       </w:r>
       <w:r>
@@ -1509,7 +1789,15 @@
         <w:t>Absence of end-to-end pipelines</w:t>
       </w:r>
       <w:r>
-        <w:t>: Existing work separates rPPG extraction and classification. An integrated pipeline from video to intoxication prediction is needed.</w:t>
+        <w:t xml:space="preserve">: Existing work separates </w:t>
+      </w:r>
+      <w:proofErr w:type="spellStart"/>
+      <w:r>
+        <w:t>rPPG</w:t>
+      </w:r>
+      <w:proofErr w:type="spellEnd"/>
+      <w:r>
+        <w:t xml:space="preserve"> extraction and classification. An integrated pipeline from video to intoxication prediction is needed.</w:t>
       </w:r>
     </w:p>
     <w:p>
@@ -1543,7 +1831,23 @@
           <w:b/>
           <w:bCs/>
         </w:rPr>
-        <w:t>Stage 1: rPPG Signal Extraction</w:t>
+        <w:t xml:space="preserve">Stage 1: </w:t>
+      </w:r>
+      <w:proofErr w:type="spellStart"/>
+      <w:r>
+        <w:rPr>
+          <w:b/>
+          <w:bCs/>
+        </w:rPr>
+        <w:t>rPPG</w:t>
+      </w:r>
+      <w:proofErr w:type="spellEnd"/>
+      <w:r>
+        <w:rPr>
+          <w:b/>
+          <w:bCs/>
+        </w:rPr>
+        <w:t xml:space="preserve"> Signal Extraction</w:t>
       </w:r>
     </w:p>
     <w:p>
@@ -1554,7 +1858,15 @@
         </w:numPr>
       </w:pPr>
       <w:r>
-        <w:t>Implement RhythmFormer [2], the state-of-the-art transformer-based architecture for hierarchical temporal periodic feature learning</w:t>
+        <w:t xml:space="preserve">Implement </w:t>
+      </w:r>
+      <w:proofErr w:type="spellStart"/>
+      <w:r>
+        <w:t>RhythmFormer</w:t>
+      </w:r>
+      <w:proofErr w:type="spellEnd"/>
+      <w:r>
+        <w:t xml:space="preserve"> [2], the state-of-the-art transformer-based architecture for hierarchical temporal periodic feature learning</w:t>
       </w:r>
     </w:p>
     <w:p>
@@ -1576,7 +1888,23 @@
         </w:numPr>
       </w:pPr>
       <w:r>
-        <w:t>Pre-processing: Face detection (MediaPipe/MTCNN), ROI extraction (forehead, cheeks), DiffNormalized frame preparation</w:t>
+        <w:t>Pre-processing: Face detection (</w:t>
+      </w:r>
+      <w:proofErr w:type="spellStart"/>
+      <w:r>
+        <w:t>MediaPipe</w:t>
+      </w:r>
+      <w:proofErr w:type="spellEnd"/>
+      <w:r>
+        <w:t xml:space="preserve">/MTCNN), ROI extraction (forehead, cheeks), </w:t>
+      </w:r>
+      <w:proofErr w:type="spellStart"/>
+      <w:r>
+        <w:t>DiffNormalized</w:t>
+      </w:r>
+      <w:proofErr w:type="spellEnd"/>
+      <w:r>
+        <w:t xml:space="preserve"> frame preparation</w:t>
       </w:r>
     </w:p>
     <w:p>
@@ -1596,7 +1924,15 @@
         </w:numPr>
       </w:pPr>
       <w:r>
-        <w:t>Train multiple classifiers on learned rPPG features: SVM (baseline), Random Forest (feature importance analysis), LSTM (temporal patterns)</w:t>
+        <w:t xml:space="preserve">Train multiple classifiers on learned </w:t>
+      </w:r>
+      <w:proofErr w:type="spellStart"/>
+      <w:r>
+        <w:t>rPPG</w:t>
+      </w:r>
+      <w:proofErr w:type="spellEnd"/>
+      <w:r>
+        <w:t xml:space="preserve"> features: SVM (baseline), Random Forest (feature importance analysis), LSTM (temporal patterns)</w:t>
       </w:r>
     </w:p>
     <w:p>
@@ -1678,6 +2014,7 @@
           <w:b/>
           <w:bCs/>
         </w:rPr>
+        <w:lastRenderedPageBreak/>
         <w:t>Primary Dataset</w:t>
       </w:r>
       <w:r>
@@ -1694,25 +2031,208 @@
         <w:rPr>
           <w:b/>
           <w:bCs/>
-          <w:highlight w:val="yellow"/>
-        </w:rPr>
-      </w:pPr>
-      <w:r>
+        </w:rPr>
+      </w:pPr>
+      <w:r>
+        <w:rPr>
+          <w:b/>
+          <w:bCs/>
+        </w:rPr>
+        <w:t>PROJECT PLAN (</w:t>
+      </w:r>
+      <w:r>
+        <w:rPr>
+          <w:b/>
+          <w:bCs/>
+        </w:rPr>
+        <w:t>Per week May 10</w:t>
+      </w:r>
+      <w:r>
+        <w:rPr>
+          <w:b/>
+          <w:bCs/>
+          <w:vertAlign w:val="superscript"/>
+        </w:rPr>
+        <w:t>th</w:t>
+      </w:r>
+      <w:r>
+        <w:rPr>
+          <w:b/>
+          <w:bCs/>
+        </w:rPr>
+        <w:t xml:space="preserve"> to August 20</w:t>
+      </w:r>
+      <w:proofErr w:type="gramStart"/>
+      <w:r>
+        <w:rPr>
+          <w:b/>
+          <w:bCs/>
+          <w:vertAlign w:val="superscript"/>
+        </w:rPr>
+        <w:t>th</w:t>
+      </w:r>
+      <w:r>
+        <w:rPr>
+          <w:b/>
+          <w:bCs/>
+        </w:rPr>
+        <w:t xml:space="preserve"> )</w:t>
+      </w:r>
+      <w:proofErr w:type="gramEnd"/>
+    </w:p>
+    <w:p>
+      <w:pPr>
+        <w:pStyle w:val="ListParagraph"/>
+        <w:ind w:left="1080"/>
+        <w:rPr>
+          <w:b/>
+          <w:bCs/>
+        </w:rPr>
+      </w:pPr>
+    </w:p>
+    <w:p>
+      <w:pPr>
+        <w:pStyle w:val="ListParagraph"/>
+        <w:ind w:left="1080"/>
+        <w:rPr>
+          <w:b/>
+          <w:bCs/>
+        </w:rPr>
+      </w:pPr>
+      <w:r>
+        <w:rPr>
+          <w:b/>
+          <w:bCs/>
+        </w:rPr>
+        <w:drawing>
+          <wp:anchor distT="0" distB="0" distL="114300" distR="114300" simplePos="0" relativeHeight="251658240" behindDoc="1" locked="0" layoutInCell="1" allowOverlap="1" wp14:anchorId="66AF688B" wp14:editId="594DC651">
+            <wp:simplePos x="0" y="0"/>
+            <wp:positionH relativeFrom="margin">
+              <wp:align>right</wp:align>
+            </wp:positionH>
+            <wp:positionV relativeFrom="paragraph">
+              <wp:posOffset>5080</wp:posOffset>
+            </wp:positionV>
+            <wp:extent cx="5943600" cy="1619250"/>
+            <wp:effectExtent l="0" t="0" r="0" b="0"/>
+            <wp:wrapNone/>
+            <wp:docPr id="2027840737" name="Picture 1"/>
+            <wp:cNvGraphicFramePr>
+              <a:graphicFrameLocks xmlns:a="http://schemas.openxmlformats.org/drawingml/2006/main" noChangeAspect="1"/>
+            </wp:cNvGraphicFramePr>
+            <a:graphic xmlns:a="http://schemas.openxmlformats.org/drawingml/2006/main">
+              <a:graphicData uri="http://schemas.openxmlformats.org/drawingml/2006/picture">
+                <pic:pic xmlns:pic="http://schemas.openxmlformats.org/drawingml/2006/picture">
+                  <pic:nvPicPr>
+                    <pic:cNvPr id="2027840737" name=""/>
+                    <pic:cNvPicPr/>
+                  </pic:nvPicPr>
+                  <pic:blipFill rotWithShape="1">
+                    <a:blip r:embed="rId5">
+                      <a:extLst>
+                        <a:ext uri="{28A0092B-C50C-407E-A947-70E740481C1C}">
+                          <a14:useLocalDpi xmlns:a14="http://schemas.microsoft.com/office/drawing/2010/main" val="0"/>
+                        </a:ext>
+                      </a:extLst>
+                    </a:blip>
+                    <a:srcRect t="1" b="3152"/>
+                    <a:stretch>
+                      <a:fillRect/>
+                    </a:stretch>
+                  </pic:blipFill>
+                  <pic:spPr bwMode="auto">
+                    <a:xfrm>
+                      <a:off x="0" y="0"/>
+                      <a:ext cx="5943600" cy="1619250"/>
+                    </a:xfrm>
+                    <a:prstGeom prst="rect">
+                      <a:avLst/>
+                    </a:prstGeom>
+                    <a:ln>
+                      <a:noFill/>
+                    </a:ln>
+                    <a:extLst>
+                      <a:ext uri="{53640926-AAD7-44D8-BBD7-CCE9431645EC}">
+                        <a14:shadowObscured xmlns:a14="http://schemas.microsoft.com/office/drawing/2010/main"/>
+                      </a:ext>
+                    </a:extLst>
+                  </pic:spPr>
+                </pic:pic>
+              </a:graphicData>
+            </a:graphic>
+          </wp:anchor>
+        </w:drawing>
+      </w:r>
+    </w:p>
+    <w:p>
+      <w:pPr>
+        <w:pStyle w:val="ListParagraph"/>
+        <w:ind w:left="1080"/>
+        <w:rPr>
+          <w:b/>
+          <w:bCs/>
+        </w:rPr>
+      </w:pPr>
+    </w:p>
+    <w:p>
+      <w:pPr>
+        <w:pStyle w:val="ListParagraph"/>
+        <w:ind w:left="1080"/>
+        <w:rPr>
+          <w:b/>
+          <w:bCs/>
+        </w:rPr>
+      </w:pPr>
+    </w:p>
+    <w:p>
+      <w:pPr>
+        <w:pStyle w:val="ListParagraph"/>
+        <w:ind w:left="1080"/>
+        <w:rPr>
+          <w:b/>
+          <w:bCs/>
+        </w:rPr>
+      </w:pPr>
+    </w:p>
+    <w:p>
+      <w:pPr>
+        <w:pStyle w:val="ListParagraph"/>
+        <w:ind w:left="1080"/>
+        <w:rPr>
+          <w:b/>
+          <w:bCs/>
+        </w:rPr>
+      </w:pPr>
+    </w:p>
+    <w:p>
+      <w:pPr>
+        <w:pStyle w:val="ListParagraph"/>
+        <w:ind w:left="1080"/>
+        <w:rPr>
+          <w:b/>
+          <w:bCs/>
+        </w:rPr>
+      </w:pPr>
+    </w:p>
+    <w:p>
+      <w:pPr>
+        <w:pStyle w:val="ListParagraph"/>
+        <w:ind w:left="1080"/>
+        <w:rPr>
+          <w:b/>
+          <w:bCs/>
+        </w:rPr>
+      </w:pPr>
+    </w:p>
+    <w:p>
+      <w:pPr>
+        <w:ind w:left="360"/>
         <w:rPr>
           <w:b/>
           <w:bCs/>
           <w:highlight w:val="yellow"/>
         </w:rPr>
-        <w:t>PROJECT PLAN</w:t>
-      </w:r>
-      <w:r>
-        <w:rPr>
-          <w:b/>
-          <w:bCs/>
-          <w:highlight w:val="yellow"/>
-        </w:rPr>
-        <w:t xml:space="preserve"> (Gantt chart to be inserted)</w:t>
-      </w:r>
+      </w:pPr>
     </w:p>
     <w:p>
       <w:pPr>
@@ -1724,17 +2244,22 @@
         <w:rPr>
           <w:b/>
           <w:bCs/>
-          <w:highlight w:val="yellow"/>
         </w:rPr>
       </w:pPr>
       <w:r>
         <w:rPr>
           <w:b/>
           <w:bCs/>
-          <w:highlight w:val="yellow"/>
-        </w:rPr>
-        <w:lastRenderedPageBreak/>
+        </w:rPr>
         <w:t>USE OF AI</w:t>
+      </w:r>
+    </w:p>
+    <w:p>
+      <w:r>
+        <w:t>AI was used to</w:t>
+      </w:r>
+      <w:r>
+        <w:t xml:space="preserve"> refine the written work, correct any grammatical mistakes.</w:t>
       </w:r>
     </w:p>
     <w:p>
@@ -1747,19 +2272,425 @@
         <w:rPr>
           <w:b/>
           <w:bCs/>
-          <w:highlight w:val="yellow"/>
         </w:rPr>
       </w:pPr>
       <w:r>
         <w:rPr>
           <w:b/>
           <w:bCs/>
-          <w:highlight w:val="yellow"/>
         </w:rPr>
         <w:t>REFERENCES</w:t>
       </w:r>
     </w:p>
-    <w:p/>
+    <w:p>
+      <w:r>
+        <w:t xml:space="preserve">[1] </w:t>
+      </w:r>
+      <w:proofErr w:type="spellStart"/>
+      <w:r>
+        <w:t>Alsulieman</w:t>
+      </w:r>
+      <w:proofErr w:type="spellEnd"/>
+      <w:r>
+        <w:t xml:space="preserve">, R., Abbass, M., Swilley, R., Sherif, A., </w:t>
+      </w:r>
+      <w:proofErr w:type="spellStart"/>
+      <w:r>
+        <w:t>Elsersy</w:t>
+      </w:r>
+      <w:proofErr w:type="spellEnd"/>
+      <w:r>
+        <w:t>, M., Abdelfattah, R. and Khalil, K., 2026. Identification of Drinking Intoxication: Applying Artificial Intelligence for Improved Traffic Safety. </w:t>
+      </w:r>
+      <w:r>
+        <w:rPr>
+          <w:i/>
+          <w:iCs/>
+        </w:rPr>
+        <w:t>IEEE Internet of Things Journal</w:t>
+      </w:r>
+      <w:r>
+        <w:t>.</w:t>
+      </w:r>
+    </w:p>
+    <w:p>
+      <w:r>
+        <w:t xml:space="preserve">[2] </w:t>
+      </w:r>
+      <w:r>
+        <w:t xml:space="preserve">Gao, J., San, I.W., Luo, X., Chen, Z., Yu, Z., Tan, T. and Sun, Y., 2026. </w:t>
+      </w:r>
+      <w:proofErr w:type="spellStart"/>
+      <w:r>
+        <w:t>PhysVLM</w:t>
+      </w:r>
+      <w:proofErr w:type="spellEnd"/>
+      <w:r>
+        <w:t>: Vision-language Model for Generalizable Multi-task Remote Physiological Measurement. </w:t>
+      </w:r>
+      <w:r>
+        <w:rPr>
+          <w:i/>
+          <w:iCs/>
+        </w:rPr>
+        <w:t>IEEE Transactions on Instrumentation and Measurement</w:t>
+      </w:r>
+      <w:r>
+        <w:t>.</w:t>
+      </w:r>
+    </w:p>
+    <w:p>
+      <w:r>
+        <w:t xml:space="preserve">[3] </w:t>
+      </w:r>
+      <w:r>
+        <w:t xml:space="preserve">Huang, J., Zai, W., He, Y. and Jin, Z., 2025, May. A Remote End-to-end Real-time Heart Rate Detection Method Based on </w:t>
+      </w:r>
+      <w:proofErr w:type="spellStart"/>
+      <w:r>
+        <w:t>rPPG</w:t>
+      </w:r>
+      <w:proofErr w:type="spellEnd"/>
+      <w:r>
+        <w:t xml:space="preserve"> in Driving Scenarios. In </w:t>
+      </w:r>
+      <w:r>
+        <w:rPr>
+          <w:i/>
+          <w:iCs/>
+        </w:rPr>
+        <w:t>2025 8th International Conference on Artificial Intelligence and Big Data (ICAIBD)</w:t>
+      </w:r>
+      <w:r>
+        <w:t> (pp. 225-237). IEEE.</w:t>
+      </w:r>
+    </w:p>
+    <w:p>
+      <w:r>
+        <w:t xml:space="preserve">[4] </w:t>
+      </w:r>
+      <w:r>
+        <w:t xml:space="preserve">Ahmed, S.G., Verbert, K., Zaki, N., Khalil, A., </w:t>
+      </w:r>
+      <w:proofErr w:type="spellStart"/>
+      <w:r>
+        <w:t>Aljassmi</w:t>
+      </w:r>
+      <w:proofErr w:type="spellEnd"/>
+      <w:r>
+        <w:t xml:space="preserve">, H. and Alnajjar, F., 2025. AI innovations in </w:t>
+      </w:r>
+      <w:proofErr w:type="spellStart"/>
+      <w:r>
+        <w:t>rPPG</w:t>
+      </w:r>
+      <w:proofErr w:type="spellEnd"/>
+      <w:r>
+        <w:t xml:space="preserve"> systems for driver monitoring: Comprehensive systematic review and </w:t>
+      </w:r>
+      <w:proofErr w:type="gramStart"/>
+      <w:r>
+        <w:t>future prospects</w:t>
+      </w:r>
+      <w:proofErr w:type="gramEnd"/>
+      <w:r>
+        <w:t>. </w:t>
+      </w:r>
+      <w:proofErr w:type="spellStart"/>
+      <w:r>
+        <w:rPr>
+          <w:i/>
+          <w:iCs/>
+        </w:rPr>
+        <w:t>Ieee</w:t>
+      </w:r>
+      <w:proofErr w:type="spellEnd"/>
+      <w:r>
+        <w:rPr>
+          <w:i/>
+          <w:iCs/>
+        </w:rPr>
+        <w:t xml:space="preserve"> Access</w:t>
+      </w:r>
+      <w:r>
+        <w:t>, </w:t>
+      </w:r>
+      <w:r>
+        <w:rPr>
+          <w:i/>
+          <w:iCs/>
+        </w:rPr>
+        <w:t>13</w:t>
+      </w:r>
+      <w:r>
+        <w:t>, pp.22893-22918.</w:t>
+      </w:r>
+    </w:p>
+    <w:p>
+      <w:r>
+        <w:t xml:space="preserve">[5] </w:t>
+      </w:r>
+      <w:r>
+        <w:t>Debnath, U. and Kim, S., 2025. A comprehensive review of heart rate measurement using remote photoplethysmography and deep learning. </w:t>
+      </w:r>
+      <w:proofErr w:type="spellStart"/>
+      <w:r>
+        <w:rPr>
+          <w:i/>
+          <w:iCs/>
+        </w:rPr>
+        <w:t>BioMedical</w:t>
+      </w:r>
+      <w:proofErr w:type="spellEnd"/>
+      <w:r>
+        <w:rPr>
+          <w:i/>
+          <w:iCs/>
+        </w:rPr>
+        <w:t xml:space="preserve"> Engineering </w:t>
+      </w:r>
+      <w:proofErr w:type="spellStart"/>
+      <w:r>
+        <w:rPr>
+          <w:i/>
+          <w:iCs/>
+        </w:rPr>
+        <w:t>OnLine</w:t>
+      </w:r>
+      <w:proofErr w:type="spellEnd"/>
+      <w:r>
+        <w:t>, </w:t>
+      </w:r>
+      <w:r>
+        <w:rPr>
+          <w:i/>
+          <w:iCs/>
+        </w:rPr>
+        <w:t>24</w:t>
+      </w:r>
+      <w:r>
+        <w:t>(1), p.73.</w:t>
+      </w:r>
+    </w:p>
+    <w:p>
+      <w:r>
+        <w:lastRenderedPageBreak/>
+        <w:t xml:space="preserve">[6] </w:t>
+      </w:r>
+      <w:r>
+        <w:t xml:space="preserve">Liu, X., Narayanswamy, G., Paruchuri, A., Zhang, X., Tang, J., Zhang, Y., Sengupta, R., Patel, S., Wang, Y. and McDuff, D., 2023. </w:t>
+      </w:r>
+      <w:proofErr w:type="spellStart"/>
+      <w:r>
+        <w:t>rppg</w:t>
+      </w:r>
+      <w:proofErr w:type="spellEnd"/>
+      <w:r>
+        <w:t>-toolbox: Deep remote ppg toolbox. </w:t>
+      </w:r>
+      <w:r>
+        <w:rPr>
+          <w:i/>
+          <w:iCs/>
+        </w:rPr>
+        <w:t>Advances in Neural Information Processing Systems</w:t>
+      </w:r>
+      <w:r>
+        <w:t>, </w:t>
+      </w:r>
+      <w:r>
+        <w:rPr>
+          <w:i/>
+          <w:iCs/>
+        </w:rPr>
+        <w:t>36</w:t>
+      </w:r>
+      <w:r>
+        <w:t>, pp.68485-68510.</w:t>
+      </w:r>
+    </w:p>
+    <w:p>
+      <w:r>
+        <w:t xml:space="preserve">[7] </w:t>
+      </w:r>
+      <w:r>
+        <w:t>Pirzada, P., Wilde, A. and Harris-</w:t>
+      </w:r>
+      <w:proofErr w:type="spellStart"/>
+      <w:r>
+        <w:t>Birtill</w:t>
+      </w:r>
+      <w:proofErr w:type="spellEnd"/>
+      <w:r>
+        <w:t>, D., 2024. Remote photoplethysmography for heart rate and blood oxygenation measurement: A review. </w:t>
+      </w:r>
+      <w:r>
+        <w:rPr>
+          <w:i/>
+          <w:iCs/>
+        </w:rPr>
+        <w:t>IEEE Sensors Journal</w:t>
+      </w:r>
+      <w:r>
+        <w:t>, </w:t>
+      </w:r>
+      <w:r>
+        <w:rPr>
+          <w:i/>
+          <w:iCs/>
+        </w:rPr>
+        <w:t>24</w:t>
+      </w:r>
+      <w:r>
+        <w:t>(15), pp.23436-23453.</w:t>
+      </w:r>
+    </w:p>
+    <w:p>
+      <w:r>
+        <w:t xml:space="preserve">[8] </w:t>
+      </w:r>
+      <w:proofErr w:type="spellStart"/>
+      <w:r>
+        <w:t>Thorupunoori</w:t>
+      </w:r>
+      <w:proofErr w:type="spellEnd"/>
+      <w:r>
+        <w:t xml:space="preserve">, S., </w:t>
+      </w:r>
+      <w:proofErr w:type="spellStart"/>
+      <w:r>
+        <w:t>Billakanti</w:t>
+      </w:r>
+      <w:proofErr w:type="spellEnd"/>
+      <w:r>
+        <w:t xml:space="preserve">, K., Hemanth, T.C., </w:t>
+      </w:r>
+      <w:proofErr w:type="spellStart"/>
+      <w:r>
+        <w:t>Sungomula</w:t>
+      </w:r>
+      <w:proofErr w:type="spellEnd"/>
+      <w:r>
+        <w:t xml:space="preserve">, S.R., Gurram, S., Kaur, H. and Rakhra, M., 2021, September. Camera based </w:t>
+      </w:r>
+      <w:proofErr w:type="gramStart"/>
+      <w:r>
+        <w:t>drunks</w:t>
+      </w:r>
+      <w:proofErr w:type="gramEnd"/>
+      <w:r>
+        <w:t xml:space="preserve"> detection mechanism integrated with DL (deep learning). In </w:t>
+      </w:r>
+      <w:r>
+        <w:rPr>
+          <w:i/>
+          <w:iCs/>
+        </w:rPr>
+        <w:t xml:space="preserve">2021 9th International Conference on Reliability, Infocom Technologies and Optimization (Trends and Future </w:t>
+      </w:r>
+      <w:proofErr w:type="gramStart"/>
+      <w:r>
+        <w:rPr>
+          <w:i/>
+          <w:iCs/>
+        </w:rPr>
+        <w:t>Directions)(</w:t>
+      </w:r>
+      <w:proofErr w:type="gramEnd"/>
+      <w:r>
+        <w:rPr>
+          <w:i/>
+          <w:iCs/>
+        </w:rPr>
+        <w:t>ICRITO)</w:t>
+      </w:r>
+      <w:r>
+        <w:t> (pp. 1-4). IEEE.</w:t>
+      </w:r>
+    </w:p>
+    <w:p>
+      <w:r>
+        <w:t xml:space="preserve">[9] </w:t>
+      </w:r>
+      <w:r>
+        <w:t>Liu, M., Tang, J., Chen, Y., Li, H., Qi, J., Li, S., Wang, K., Gan, J., Wang, Y. and Chen, H., 2025. Spiking-</w:t>
+      </w:r>
+      <w:proofErr w:type="spellStart"/>
+      <w:r>
+        <w:t>PhysFormer</w:t>
+      </w:r>
+      <w:proofErr w:type="spellEnd"/>
+      <w:r>
+        <w:t xml:space="preserve">: Camera-based remote photoplethysmography with parallel spike-driven </w:t>
+      </w:r>
+      <w:proofErr w:type="gramStart"/>
+      <w:r>
+        <w:t>transformer</w:t>
+      </w:r>
+      <w:proofErr w:type="gramEnd"/>
+      <w:r>
+        <w:t>. </w:t>
+      </w:r>
+      <w:r>
+        <w:rPr>
+          <w:i/>
+          <w:iCs/>
+        </w:rPr>
+        <w:t>Neural Networks</w:t>
+      </w:r>
+      <w:r>
+        <w:t>, </w:t>
+      </w:r>
+      <w:r>
+        <w:rPr>
+          <w:i/>
+          <w:iCs/>
+        </w:rPr>
+        <w:t>185</w:t>
+      </w:r>
+      <w:r>
+        <w:t>, p.107128.</w:t>
+      </w:r>
+    </w:p>
+    <w:p>
+      <w:r>
+        <w:t xml:space="preserve">[10] </w:t>
+      </w:r>
+      <w:proofErr w:type="spellStart"/>
+      <w:r>
+        <w:t>Keshtkaran</w:t>
+      </w:r>
+      <w:proofErr w:type="spellEnd"/>
+      <w:r>
+        <w:t>, E., Von Berg, B., Regan, G., Suter, D. and Gilani, S.Z., 2024. Estimating blood alcohol level through facial features for driver impairment assessment. In </w:t>
+      </w:r>
+      <w:r>
+        <w:rPr>
+          <w:i/>
+          <w:iCs/>
+        </w:rPr>
+        <w:t xml:space="preserve">Proceedings of the IEEE/CVF Winter Conference on Applications </w:t>
+      </w:r>
+      <w:proofErr w:type="gramStart"/>
+      <w:r>
+        <w:rPr>
+          <w:i/>
+          <w:iCs/>
+        </w:rPr>
+        <w:t>of</w:t>
+      </w:r>
+      <w:proofErr w:type="gramEnd"/>
+      <w:r>
+        <w:rPr>
+          <w:i/>
+          <w:iCs/>
+        </w:rPr>
+        <w:t xml:space="preserve"> Computer Vision</w:t>
+      </w:r>
+      <w:r>
+        <w:t> (pp. 4539-4548).</w:t>
+      </w:r>
+    </w:p>
     <w:sectPr>
       <w:pgSz w:w="12240" w:h="15840"/>
       <w:pgMar w:top="1440" w:right="1440" w:bottom="1440" w:left="1440" w:header="720" w:footer="720" w:gutter="0"/>
@@ -5175,7 +6106,6 @@
   <w:style w:type="character" w:default="1" w:styleId="DefaultParagraphFont">
     <w:name w:val="Default Paragraph Font"/>
     <w:uiPriority w:val="1"/>
-    <w:semiHidden/>
     <w:unhideWhenUsed/>
   </w:style>
   <w:style w:type="table" w:default="1" w:styleId="TableNormal">
